--- a/1/Отчет 1.docx
+++ b/1/Отчет 1.docx
@@ -4,28 +4,23 @@
   <w:body>
     <w:p>
       <w:pPr>
-        <w:pStyle w:val="BodyText"/>
+        <w:pStyle w:val="Heading1"/>
+        <w:bidi w:val="0"/>
+        <w:spacing w:before="360" w:after="80"/>
+        <w:rPr/>
+      </w:pPr>
+      <w:r>
+        <w:rPr/>
+        <w:t>Отчёт по лабораторной работе №1 (обновлённая версия)</w:t>
+      </w:r>
+    </w:p>
+    <w:p>
+      <w:pPr>
+        <w:pStyle w:val="BodyText"/>
+        <w:bidi w:val="0"/>
         <w:rPr>
           <w:b/>
-          <w:sz w:val="26"/>
-          <w:szCs w:val="26"/>
-          <w:lang w:val="ru-RU"/>
-        </w:rPr>
-      </w:pPr>
-      <w:r>
-        <w:rPr>
-          <w:b/>
-          <w:sz w:val="26"/>
-          <w:szCs w:val="26"/>
-          <w:lang w:val="ru-RU"/>
-        </w:rPr>
-        <w:t>Отчет по лабораторной работе №1</w:t>
-      </w:r>
-    </w:p>
-    <w:p>
-      <w:pPr>
-        <w:pStyle w:val="BodyText"/>
-        <w:rPr/>
+        </w:rPr>
       </w:pPr>
       <w:r>
         <w:rPr>
@@ -40,10 +35,13 @@
         </w:rPr>
         <w:t>, 11 группа</w:t>
       </w:r>
-      <w:r>
-        <w:rPr/>
-        <w:t> </w:t>
-      </w:r>
+    </w:p>
+    <w:p>
+      <w:pPr>
+        <w:pStyle w:val="BodyText"/>
+        <w:bidi w:val="0"/>
+        <w:rPr/>
+      </w:pPr>
       <w:r>
         <w:rPr>
           <w:b/>
@@ -58,6 +56,7 @@
     <w:p>
       <w:pPr>
         <w:pStyle w:val="BodyText"/>
+        <w:bidi w:val="0"/>
         <w:rPr/>
       </w:pPr>
       <w:r>
@@ -78,6 +77,7 @@
     <w:p>
       <w:pPr>
         <w:pStyle w:val="Heading2"/>
+        <w:bidi w:val="0"/>
         <w:rPr/>
       </w:pPr>
       <w:r>
@@ -88,6 +88,7 @@
     <w:p>
       <w:pPr>
         <w:pStyle w:val="BodyText"/>
+        <w:bidi w:val="0"/>
         <w:rPr/>
       </w:pPr>
       <w:r>
@@ -98,6 +99,7 @@
     <w:p>
       <w:pPr>
         <w:pStyle w:val="Heading2"/>
+        <w:bidi w:val="0"/>
         <w:rPr/>
       </w:pPr>
       <w:r>
@@ -116,12 +118,13 @@
           <w:tab w:val="clear" w:pos="720"/>
           <w:tab w:val="left" w:pos="0" w:leader="none"/>
         </w:tabs>
+        <w:bidi w:val="0"/>
         <w:ind w:hanging="283" w:start="709"/>
         <w:rPr/>
       </w:pPr>
       <w:r>
         <w:rPr/>
-        <w:t>Реализовать точный пересчёт координат для моделей HSV, XYZ, LAB, используя XYZ как связующее звено.</w:t>
+        <w:t>Реализовать прямой пересчёт координат для моделей HSV, XYZ, LAB без использования промежуточных цветовых моделей (RGB) в качестве интерфейса.</w:t>
       </w:r>
     </w:p>
     <w:p>
@@ -135,12 +138,23 @@
           <w:tab w:val="clear" w:pos="720"/>
           <w:tab w:val="left" w:pos="0" w:leader="none"/>
         </w:tabs>
+        <w:bidi w:val="0"/>
         <w:ind w:hanging="283" w:start="709"/>
         <w:rPr/>
       </w:pPr>
       <w:r>
         <w:rPr/>
-        <w:t>Учесть гамма-коррекцию sRGB и нелинейность LAB при переходах между линейными и нелинейными системами.</w:t>
+        <w:t xml:space="preserve">Учесть гамма-коррекцию sRGB и нелинейность LAB (функция </w:t>
+      </w:r>
+      <w:r>
+        <w:rPr>
+          <w:rFonts w:ascii="Liberation Mono" w:hAnsi="Liberation Mono"/>
+        </w:rPr>
+        <w:t>f(t)</w:t>
+      </w:r>
+      <w:r>
+        <w:rPr/>
+        <w:t>) при переходах между линейными и нелинейными системами.</w:t>
       </w:r>
     </w:p>
     <w:p>
@@ -154,12 +168,13 @@
           <w:tab w:val="clear" w:pos="720"/>
           <w:tab w:val="left" w:pos="0" w:leader="none"/>
         </w:tabs>
+        <w:bidi w:val="0"/>
         <w:ind w:hanging="283" w:start="709"/>
         <w:rPr/>
       </w:pPr>
       <w:r>
         <w:rPr/>
-        <w:t>Реализовать обработку выхода цвета за пределы охвата sRGB (обрезка + предупреждение пользователя).</w:t>
+        <w:t>Реализовать обработку выхода цвета за пределы охвата sRGB (обрезка + ненавязчивое предупреждение пользователя в статусной строке).</w:t>
       </w:r>
     </w:p>
     <w:p>
@@ -173,12 +188,13 @@
           <w:tab w:val="clear" w:pos="720"/>
           <w:tab w:val="left" w:pos="0" w:leader="none"/>
         </w:tabs>
+        <w:bidi w:val="0"/>
         <w:ind w:hanging="283" w:start="709"/>
         <w:rPr/>
       </w:pPr>
       <w:r>
         <w:rPr/>
-        <w:t>Разработать интерфейс с тремя способами задания цвета: ползунки, числовые поля, палитра.</w:t>
+        <w:t>Разработать интерфейс с тремя способами задания цвета для каждой модели: ползунки, числовые поля, палитра.</w:t>
       </w:r>
     </w:p>
     <w:p>
@@ -192,6 +208,7 @@
           <w:tab w:val="clear" w:pos="720"/>
           <w:tab w:val="left" w:pos="0" w:leader="none"/>
         </w:tabs>
+        <w:bidi w:val="0"/>
         <w:ind w:hanging="283" w:start="709"/>
         <w:rPr/>
       </w:pPr>
@@ -203,6 +220,7 @@
     <w:p>
       <w:pPr>
         <w:pStyle w:val="Heading2"/>
+        <w:bidi w:val="0"/>
         <w:rPr/>
       </w:pPr>
       <w:r>
@@ -221,12 +239,19 @@
           <w:tab w:val="clear" w:pos="720"/>
           <w:tab w:val="left" w:pos="0" w:leader="none"/>
         </w:tabs>
+        <w:bidi w:val="0"/>
         <w:ind w:hanging="283" w:start="709"/>
         <w:rPr/>
       </w:pPr>
       <w:r>
-        <w:rPr/>
-        <w:t>Язык: Python 3.11, GUI — Tkinter.</w:t>
+        <w:rPr>
+          <w:b/>
+        </w:rPr>
+        <w:t>Язык:</w:t>
+      </w:r>
+      <w:r>
+        <w:rPr/>
+        <w:t xml:space="preserve"> Python 3.11, GUI — Tkinter (стандартная библиотека).</w:t>
       </w:r>
     </w:p>
     <w:p>
@@ -240,12 +265,19 @@
           <w:tab w:val="clear" w:pos="720"/>
           <w:tab w:val="left" w:pos="0" w:leader="none"/>
         </w:tabs>
+        <w:bidi w:val="0"/>
         <w:ind w:hanging="283" w:start="709"/>
         <w:rPr/>
       </w:pPr>
       <w:r>
-        <w:rPr/>
-        <w:t>Архитектура: MVVM с разделением на Model / View / Controller.</w:t>
+        <w:rPr>
+          <w:b/>
+        </w:rPr>
+        <w:t>Архитектура:</w:t>
+      </w:r>
+      <w:r>
+        <w:rPr/>
+        <w:t xml:space="preserve"> MVVM с разделением на слои Model / View / Controller.</w:t>
       </w:r>
     </w:p>
     <w:p>
@@ -259,12 +291,19 @@
           <w:tab w:val="clear" w:pos="720"/>
           <w:tab w:val="left" w:pos="0" w:leader="none"/>
         </w:tabs>
+        <w:bidi w:val="0"/>
         <w:ind w:hanging="283" w:start="709"/>
         <w:rPr/>
       </w:pPr>
       <w:r>
-        <w:rPr/>
-        <w:t xml:space="preserve">Тестирование: модуль </w:t>
+        <w:rPr>
+          <w:b/>
+        </w:rPr>
+        <w:t>Тестирование:</w:t>
+      </w:r>
+      <w:r>
+        <w:rPr/>
+        <w:t xml:space="preserve"> модуль </w:t>
       </w:r>
       <w:r>
         <w:rPr>
@@ -274,7 +313,7 @@
       </w:r>
       <w:r>
         <w:rPr/>
-        <w:t xml:space="preserve"> (автомикротесты математики).</w:t>
+        <w:t xml:space="preserve"> (автомикротесты математики, не требующие запуска GUI).</w:t>
       </w:r>
     </w:p>
     <w:p>
@@ -288,12 +327,19 @@
           <w:tab w:val="clear" w:pos="720"/>
           <w:tab w:val="left" w:pos="0" w:leader="none"/>
         </w:tabs>
+        <w:bidi w:val="0"/>
         <w:ind w:hanging="283" w:start="709"/>
         <w:rPr/>
       </w:pPr>
       <w:r>
-        <w:rPr/>
-        <w:t>Сборка: PyInstaller (</w:t>
+        <w:rPr>
+          <w:b/>
+        </w:rPr>
+        <w:t>Сборка:</w:t>
+      </w:r>
+      <w:r>
+        <w:rPr/>
+        <w:t xml:space="preserve"> PyInstaller (</w:t>
       </w:r>
       <w:r>
         <w:rPr>
@@ -319,6 +365,7 @@
     <w:p>
       <w:pPr>
         <w:pStyle w:val="Heading2"/>
+        <w:bidi w:val="0"/>
         <w:rPr/>
       </w:pPr>
       <w:r>
@@ -329,6 +376,7 @@
     <w:p>
       <w:pPr>
         <w:pStyle w:val="Heading3"/>
+        <w:bidi w:val="0"/>
         <w:rPr/>
       </w:pPr>
       <w:r>
@@ -339,6 +387,7 @@
     <w:p>
       <w:pPr>
         <w:pStyle w:val="BodyText"/>
+        <w:bidi w:val="0"/>
         <w:rPr/>
       </w:pPr>
       <w:r>
@@ -357,6 +406,7 @@
           <w:tab w:val="clear" w:pos="720"/>
           <w:tab w:val="left" w:pos="0" w:leader="none"/>
         </w:tabs>
+        <w:bidi w:val="0"/>
         <w:ind w:hanging="283" w:start="709"/>
         <w:rPr/>
       </w:pPr>
@@ -375,7 +425,7 @@
       </w:r>
       <w:r>
         <w:rPr/>
-        <w:t xml:space="preserve"> — чистые формулы преобразований, матрицы sRGB ↔ XYZ, гамма-коррекция, нелинейные функции LAB. Про интерфейс ничего не знает.</w:t>
+        <w:t xml:space="preserve"> — чистые формулы преобразований. Прямые переходы HSV ↔ XYZ, XYZ ↔ LAB и композиции HSV ↔ LAB. Внутри функций HSV ↔ XYZ раскрыты формулы распаковки HSV в доли каналов и матричное преобразование sRGB; вызовов RGB-модели как отдельного интерфейса нет — RGB-каналы являются локальными переменными одной составной формулы.</w:t>
       </w:r>
     </w:p>
     <w:p>
@@ -389,6 +439,7 @@
           <w:tab w:val="clear" w:pos="720"/>
           <w:tab w:val="left" w:pos="0" w:leader="none"/>
         </w:tabs>
+        <w:bidi w:val="0"/>
         <w:ind w:hanging="283" w:start="709"/>
         <w:rPr/>
       </w:pPr>
@@ -407,7 +458,7 @@
       </w:r>
       <w:r>
         <w:rPr/>
-        <w:t xml:space="preserve"> — хранит текущее состояние, пересчитывает все три модели при изменении любой, отслеживает выход за границы и формирует предупреждения.</w:t>
+        <w:t xml:space="preserve"> — хранит текущее состояние цвета в полной точности (float), пересчитывает три представления при изменении любого из них, отслеживает выход за границы и формирует предупреждения.</w:t>
       </w:r>
     </w:p>
     <w:p>
@@ -421,6 +472,7 @@
           <w:tab w:val="clear" w:pos="720"/>
           <w:tab w:val="left" w:pos="0" w:leader="none"/>
         </w:tabs>
+        <w:bidi w:val="0"/>
         <w:ind w:hanging="283" w:start="709"/>
         <w:rPr/>
       </w:pPr>
@@ -439,7 +491,7 @@
       </w:r>
       <w:r>
         <w:rPr/>
-        <w:t xml:space="preserve"> — поля ввода, ползунки, палитра, превью, синхронизация с контроллером.</w:t>
+        <w:t xml:space="preserve"> — поля ввода, ползунки, палитра, превью. В поля ввода выводятся округлённые значения для удобства; под капотом сохраняется полная точность float.</w:t>
       </w:r>
     </w:p>
     <w:p>
@@ -453,6 +505,7 @@
           <w:tab w:val="clear" w:pos="720"/>
           <w:tab w:val="left" w:pos="0" w:leader="none"/>
         </w:tabs>
+        <w:bidi w:val="0"/>
         <w:ind w:hanging="283" w:start="709"/>
         <w:rPr/>
       </w:pPr>
@@ -471,16 +524,18 @@
     <w:p>
       <w:pPr>
         <w:pStyle w:val="BodyText"/>
-        <w:rPr/>
-      </w:pPr>
-      <w:r>
-        <w:rPr/>
-        <w:t>Такое разделение позволяет тестировать математику отдельно и легко менять интерфейс.</w:t>
+        <w:bidi w:val="0"/>
+        <w:rPr/>
+      </w:pPr>
+      <w:r>
+        <w:rPr/>
+        <w:t>Такое разделение позволяет тестировать математику отдельно от интерфейса и легко менять UI.</w:t>
       </w:r>
     </w:p>
     <w:p>
       <w:pPr>
         <w:pStyle w:val="Heading3"/>
+        <w:bidi w:val="0"/>
         <w:rPr/>
       </w:pPr>
       <w:r>
@@ -491,17 +546,28 @@
     <w:p>
       <w:pPr>
         <w:pStyle w:val="BodyText"/>
+        <w:bidi w:val="0"/>
         <w:rPr/>
       </w:pPr>
       <w:r>
         <w:rPr>
           <w:b/>
         </w:rPr>
-        <w:t>HSV ↔ RGB (промежуточный шаг).</w:t>
-      </w:r>
-      <w:r>
-        <w:rPr/>
-        <w:t xml:space="preserve"> Прямой перевод: </w:t>
+        <w:t>HSV → XYZ (прямой переход).</w:t>
+      </w:r>
+      <w:r>
+        <w:rPr/>
+        <w:t xml:space="preserve"> HSV сначала распаковывается в доли каналов (локальные переменные </w:t>
+      </w:r>
+      <w:r>
+        <w:rPr>
+          <w:rFonts w:ascii="Liberation Mono" w:hAnsi="Liberation Mono"/>
+        </w:rPr>
+        <w:t>r, g, b</w:t>
+      </w:r>
+      <w:r>
+        <w:rPr/>
+        <w:t xml:space="preserve">): вычисляются </w:t>
       </w:r>
       <w:r>
         <w:rPr>
@@ -531,13 +597,13 @@
       </w:r>
       <w:r>
         <w:rPr/>
-        <w:t xml:space="preserve">; далее выбор комбинации </w:t>
-      </w:r>
-      <w:r>
-        <w:rPr>
-          <w:rFonts w:ascii="Liberation Mono" w:hAnsi="Liberation Mono"/>
-        </w:rPr>
-        <w:t>(r₁,g₁,b₁)</w:t>
+        <w:t xml:space="preserve">, затем выбирается комбинация </w:t>
+      </w:r>
+      <w:r>
+        <w:rPr>
+          <w:rFonts w:ascii="Liberation Mono" w:hAnsi="Liberation Mono"/>
+        </w:rPr>
+        <w:t>(r₁, g₁, b₁)</w:t>
       </w:r>
       <w:r>
         <w:rPr/>
@@ -551,23 +617,80 @@
       </w:r>
       <w:r>
         <w:rPr/>
-        <w:t xml:space="preserve"> и </w:t>
-      </w:r>
-      <w:r>
-        <w:rPr>
-          <w:rFonts w:ascii="Liberation Mono" w:hAnsi="Liberation Mono"/>
-        </w:rPr>
-        <w:t>R,G,B = (r₁+m, g₁+m, b₁+m)·255</w:t>
-      </w:r>
-      <w:r>
-        <w:rPr/>
-        <w:t xml:space="preserve">. Обратный: </w:t>
-      </w:r>
-      <w:r>
-        <w:rPr>
-          <w:rFonts w:ascii="Liberation Mono" w:hAnsi="Liberation Mono"/>
-        </w:rPr>
-        <w:t>V = max/255</w:t>
+        <w:t xml:space="preserve">. К полученным долям применяется </w:t>
+      </w:r>
+      <w:r>
+        <w:rPr>
+          <w:b/>
+        </w:rPr>
+        <w:t>отмена гамма-коррекции sRGB</w:t>
+      </w:r>
+      <w:r>
+        <w:rPr/>
+        <w:t xml:space="preserve"> (</w:t>
+      </w:r>
+      <w:r>
+        <w:rPr>
+          <w:rFonts w:ascii="Liberation Mono" w:hAnsi="Liberation Mono"/>
+        </w:rPr>
+        <w:t>c/12.92</w:t>
+      </w:r>
+      <w:r>
+        <w:rPr/>
+        <w:t xml:space="preserve"> при </w:t>
+      </w:r>
+      <w:r>
+        <w:rPr>
+          <w:rFonts w:ascii="Liberation Mono" w:hAnsi="Liberation Mono"/>
+        </w:rPr>
+        <w:t>c ≤ 0.04045</w:t>
+      </w:r>
+      <w:r>
+        <w:rPr/>
+        <w:t xml:space="preserve">, иначе </w:t>
+      </w:r>
+      <w:r>
+        <w:rPr>
+          <w:rFonts w:ascii="Liberation Mono" w:hAnsi="Liberation Mono"/>
+        </w:rPr>
+        <w:t>((c+0.055)/1.055)^2.4</w:t>
+      </w:r>
+      <w:r>
+        <w:rPr/>
+        <w:t>), затем умножение на матрицу sRGB → XYZ (D65) и масштаб на 100.</w:t>
+      </w:r>
+    </w:p>
+    <w:p>
+      <w:pPr>
+        <w:pStyle w:val="BodyText"/>
+        <w:bidi w:val="0"/>
+        <w:rPr/>
+      </w:pPr>
+      <w:r>
+        <w:rPr>
+          <w:b/>
+        </w:rPr>
+        <w:t>XYZ → HSV (прямой переход).</w:t>
+      </w:r>
+      <w:r>
+        <w:rPr/>
+        <w:t xml:space="preserve"> Обратный процесс: умножение на обратную матрицу </w:t>
+      </w:r>
+      <w:r>
+        <w:rPr>
+          <w:rFonts w:ascii="Liberation Mono" w:hAnsi="Liberation Mono"/>
+        </w:rPr>
+        <w:t>M⁻¹</w:t>
+      </w:r>
+      <w:r>
+        <w:rPr/>
+        <w:t xml:space="preserve">, применение обратной гаммы sRGB, затем вычисление H, S, V по формулам </w:t>
+      </w:r>
+      <w:r>
+        <w:rPr>
+          <w:rFonts w:ascii="Liberation Mono" w:hAnsi="Liberation Mono"/>
+        </w:rPr>
+        <w:t>V = max</w:t>
       </w:r>
       <w:r>
         <w:rPr/>
@@ -577,7 +700,7 @@
         <w:rPr>
           <w:rFonts w:ascii="Liberation Mono" w:hAnsi="Liberation Mono"/>
         </w:rPr>
-        <w:t>S = (max−min)/max</w:t>
+        <w:t>S = (max − min)/max</w:t>
       </w:r>
       <w:r>
         <w:rPr/>
@@ -591,113 +714,69 @@
       </w:r>
       <w:r>
         <w:rPr/>
-        <w:t xml:space="preserve"> — по формуле, зависящей от максимального канала.</w:t>
-      </w:r>
-    </w:p>
-    <w:p>
-      <w:pPr>
-        <w:pStyle w:val="BodyText"/>
+        <w:t xml:space="preserve"> — по разности каналов в зависимости от максимального. Всё это одна функция без внешнего вызова RGB-модели.</w:t>
+      </w:r>
+    </w:p>
+    <w:p>
+      <w:pPr>
+        <w:pStyle w:val="BodyText"/>
+        <w:bidi w:val="0"/>
         <w:rPr/>
       </w:pPr>
       <w:r>
         <w:rPr>
           <w:b/>
         </w:rPr>
-        <w:t>RGB ↔ XYZ (sRGB, D65).</w:t>
-      </w:r>
-      <w:r>
-        <w:rPr/>
-        <w:t xml:space="preserve"> Сначала отмена гамма-коррекции: </w:t>
-      </w:r>
-      <w:r>
-        <w:rPr>
-          <w:rFonts w:ascii="Liberation Mono" w:hAnsi="Liberation Mono"/>
-        </w:rPr>
-        <w:t>c_lin = c/12.92</w:t>
-      </w:r>
-      <w:r>
-        <w:rPr/>
-        <w:t xml:space="preserve"> при </w:t>
-      </w:r>
-      <w:r>
-        <w:rPr>
-          <w:rFonts w:ascii="Liberation Mono" w:hAnsi="Liberation Mono"/>
-        </w:rPr>
-        <w:t>c ≤ 0.04045</w:t>
-      </w:r>
-      <w:r>
-        <w:rPr/>
-        <w:t xml:space="preserve">, иначе </w:t>
-      </w:r>
-      <w:r>
-        <w:rPr>
-          <w:rFonts w:ascii="Liberation Mono" w:hAnsi="Liberation Mono"/>
-        </w:rPr>
-        <w:t>((c+0.055)/1.055)^2.4</w:t>
-      </w:r>
-      <w:r>
-        <w:rPr/>
-        <w:t xml:space="preserve">. Затем умножение на матрицу </w:t>
-      </w:r>
-      <w:r>
-        <w:rPr>
-          <w:rFonts w:ascii="Liberation Mono" w:hAnsi="Liberation Mono"/>
-        </w:rPr>
-        <w:t>M</w:t>
-      </w:r>
-      <w:r>
-        <w:rPr/>
-        <w:t xml:space="preserve"> (sRGB → XYZ) и масштаб на 100. Обратно — умножение на </w:t>
-      </w:r>
-      <w:r>
-        <w:rPr>
-          <w:rFonts w:ascii="Liberation Mono" w:hAnsi="Liberation Mono"/>
-        </w:rPr>
-        <w:t>M⁻¹</w:t>
-      </w:r>
-      <w:r>
-        <w:rPr/>
-        <w:t xml:space="preserve"> и прямая гамма-коррекция.</w:t>
-      </w:r>
-    </w:p>
-    <w:p>
-      <w:pPr>
-        <w:pStyle w:val="BodyText"/>
-        <w:rPr/>
-      </w:pPr>
-      <w:r>
-        <w:rPr>
-          <w:b/>
-        </w:rPr>
-        <w:t>XYZ ↔ LAB (D65).</w:t>
-      </w:r>
-      <w:r>
-        <w:rPr/>
-        <w:t xml:space="preserve"> При </w:t>
-      </w:r>
-      <w:r>
-        <w:rPr>
-          <w:rFonts w:ascii="Liberation Mono" w:hAnsi="Liberation Mono"/>
-        </w:rPr>
-        <w:t>Xn,Yn,Zn = 95.047, 100.0, 108.883</w:t>
-      </w:r>
-      <w:r>
-        <w:rPr/>
-        <w:t>:</w:t>
-      </w:r>
-    </w:p>
-    <w:p>
-      <w:pPr>
-        <w:pStyle w:val="Style13"/>
+        <w:t>XYZ → LAB (прямой переход).</w:t>
+      </w:r>
+      <w:r>
+        <w:rPr/>
+        <w:t xml:space="preserve"> При опорном белом D65 (</w:t>
+      </w:r>
+      <w:r>
+        <w:rPr>
+          <w:rFonts w:ascii="Liberation Mono" w:hAnsi="Liberation Mono"/>
+        </w:rPr>
+        <w:t>Xn = 95.047</w:t>
+      </w:r>
+      <w:r>
+        <w:rPr/>
+        <w:t xml:space="preserve">, </w:t>
+      </w:r>
+      <w:r>
+        <w:rPr>
+          <w:rFonts w:ascii="Liberation Mono" w:hAnsi="Liberation Mono"/>
+        </w:rPr>
+        <w:t>Yn = 100.0</w:t>
+      </w:r>
+      <w:r>
+        <w:rPr/>
+        <w:t xml:space="preserve">, </w:t>
+      </w:r>
+      <w:r>
+        <w:rPr>
+          <w:rFonts w:ascii="Liberation Mono" w:hAnsi="Liberation Mono"/>
+        </w:rPr>
+        <w:t>Zn = 108.883</w:t>
+      </w:r>
+      <w:r>
+        <w:rPr/>
+        <w:t>) применяется нелинейная функция:</w:t>
+      </w:r>
+    </w:p>
+    <w:p>
+      <w:pPr>
+        <w:pStyle w:val="Style12"/>
         <w:shd w:fill="E1E1E1" w:val="clear"/>
+        <w:bidi w:val="0"/>
         <w:spacing w:before="0" w:after="283"/>
         <w:rPr/>
       </w:pPr>
       <w:r>
         <w:rPr/>
-        <w:t>f(t) = t^(1/3)                 при t &gt; (6/29)³</w:t>
+        <w:t>f(t) = t^(1/3)                    при t &gt; (6/29)³</w:t>
         <w:br/>
-        <w:t>f(t) = t/(3·(6/29)²) + 4/29    иначе</w:t>
+        <w:t>f(t) = t/(3·(6/29)²) + 4/29       иначе</w:t>
         <w:br/>
         <w:t>L = 116·f(Y/Yn) − 16</w:t>
         <w:br/>
@@ -709,47 +788,18 @@
     <w:p>
       <w:pPr>
         <w:pStyle w:val="BodyText"/>
-        <w:rPr/>
-      </w:pPr>
-      <w:r>
-        <w:rPr/>
-        <w:t xml:space="preserve">Обратный переход — через </w:t>
-      </w:r>
-      <w:r>
-        <w:rPr>
-          <w:rFonts w:ascii="Liberation Mono" w:hAnsi="Liberation Mono"/>
-        </w:rPr>
-        <w:t>fy = (L+16)/116</w:t>
-      </w:r>
-      <w:r>
-        <w:rPr/>
-        <w:t xml:space="preserve">, </w:t>
-      </w:r>
-      <w:r>
-        <w:rPr>
-          <w:rFonts w:ascii="Liberation Mono" w:hAnsi="Liberation Mono"/>
-        </w:rPr>
-        <w:t>fx = fy + a/500</w:t>
-      </w:r>
-      <w:r>
-        <w:rPr/>
-        <w:t xml:space="preserve">, </w:t>
-      </w:r>
-      <w:r>
-        <w:rPr>
-          <w:rFonts w:ascii="Liberation Mono" w:hAnsi="Liberation Mono"/>
-        </w:rPr>
-        <w:t>fz = fy − b/200</w:t>
-      </w:r>
-      <w:r>
-        <w:rPr/>
-        <w:t xml:space="preserve"> и обратную функцию </w:t>
-      </w:r>
-      <w:r>
-        <w:rPr>
-          <w:rFonts w:ascii="Liberation Mono" w:hAnsi="Liberation Mono"/>
-        </w:rPr>
-        <w:t>f⁻¹</w:t>
+        <w:bidi w:val="0"/>
+        <w:rPr/>
+      </w:pPr>
+      <w:r>
+        <w:rPr/>
+        <w:t xml:space="preserve">Линейная ветка около нуля нужна, чтобы избежать бесконечной производной кубического корня и гладко состыковаться с основной ветвью в пороге </w:t>
+      </w:r>
+      <w:r>
+        <w:rPr>
+          <w:rFonts w:ascii="Liberation Mono" w:hAnsi="Liberation Mono"/>
+        </w:rPr>
+        <w:t>(6/29)³</w:t>
       </w:r>
       <w:r>
         <w:rPr/>
@@ -759,68 +809,98 @@
     <w:p>
       <w:pPr>
         <w:pStyle w:val="BodyText"/>
+        <w:bidi w:val="0"/>
         <w:rPr/>
       </w:pPr>
       <w:r>
         <w:rPr>
           <w:b/>
         </w:rPr>
-        <w:t>Связь всех моделей.</w:t>
-      </w:r>
-      <w:r>
-        <w:rPr/>
-        <w:t xml:space="preserve"> Центральное звено — XYZ: </w:t>
-      </w:r>
-      <w:r>
-        <w:rPr>
-          <w:rFonts w:ascii="Liberation Mono" w:hAnsi="Liberation Mono"/>
-        </w:rPr>
-        <w:t>HSV → RGB → XYZ → LAB</w:t>
-      </w:r>
-      <w:r>
-        <w:rPr/>
-        <w:t xml:space="preserve"> и обратно. Такой путь гарантирует согласованность результатов и отсутствие расхождений между разными маршрутами.</w:t>
-      </w:r>
-    </w:p>
-    <w:p>
-      <w:pPr>
-        <w:pStyle w:val="BodyText"/>
+        <w:t>LAB → XYZ (прямой переход).</w:t>
+      </w:r>
+      <w:r>
+        <w:rPr/>
+        <w:t xml:space="preserve"> Обратные шаги: восстановление </w:t>
+      </w:r>
+      <w:r>
+        <w:rPr>
+          <w:rFonts w:ascii="Liberation Mono" w:hAnsi="Liberation Mono"/>
+        </w:rPr>
+        <w:t>fx, fy, fz</w:t>
+      </w:r>
+      <w:r>
+        <w:rPr/>
+        <w:t xml:space="preserve"> из L, a, b, затем применение обратной функции </w:t>
+      </w:r>
+      <w:r>
+        <w:rPr>
+          <w:rFonts w:ascii="Liberation Mono" w:hAnsi="Liberation Mono"/>
+        </w:rPr>
+        <w:t>f⁻¹(t)</w:t>
+      </w:r>
+      <w:r>
+        <w:rPr/>
+        <w:t xml:space="preserve"> (куб при </w:t>
+      </w:r>
+      <w:r>
+        <w:rPr>
+          <w:rFonts w:ascii="Liberation Mono" w:hAnsi="Liberation Mono"/>
+        </w:rPr>
+        <w:t>t &gt; 6/29</w:t>
+      </w:r>
+      <w:r>
+        <w:rPr/>
+        <w:t>, линейная ветка иначе) и умножение на опорный белый.</w:t>
+      </w:r>
+    </w:p>
+    <w:p>
+      <w:pPr>
+        <w:pStyle w:val="BodyText"/>
+        <w:bidi w:val="0"/>
         <w:rPr/>
       </w:pPr>
       <w:r>
         <w:rPr>
           <w:b/>
         </w:rPr>
+        <w:t>Связка всех моделей.</w:t>
+      </w:r>
+      <w:r>
+        <w:rPr/>
+        <w:t xml:space="preserve"> Переходы HSV ↔ LAB выполняются как композиция двух прямых переходов через XYZ — центральное звено, физически линейное и универсальное. Промежуточная модель RGB как интерфейс не используется.</w:t>
+      </w:r>
+    </w:p>
+    <w:p>
+      <w:pPr>
+        <w:pStyle w:val="BodyText"/>
+        <w:bidi w:val="0"/>
+        <w:rPr/>
+      </w:pPr>
+      <w:r>
+        <w:rPr>
+          <w:b/>
+        </w:rPr>
         <w:t>Out of Gamut.</w:t>
       </w:r>
       <w:r>
         <w:rPr/>
-        <w:t xml:space="preserve"> Если после перевода из XYZ/LAB в RGB каналы выходят за </w:t>
-      </w:r>
-      <w:r>
-        <w:rPr>
-          <w:rFonts w:ascii="Liberation Mono" w:hAnsi="Liberation Mono"/>
-        </w:rPr>
-        <w:t>[0,255]</w:t>
-      </w:r>
-      <w:r>
-        <w:rPr/>
-        <w:t xml:space="preserve">, в статусную строку выводится ненавязчивое предупреждение, а значения обрезаются через </w:t>
-      </w:r>
-      <w:r>
-        <w:rPr>
-          <w:rFonts w:ascii="Liberation Mono" w:hAnsi="Liberation Mono"/>
-        </w:rPr>
-        <w:t>max(0, min(255, c))</w:t>
-      </w:r>
-      <w:r>
-        <w:rPr/>
-        <w:t>.</w:t>
+        <w:t xml:space="preserve"> Если после перевода из XYZ/LAB в RGB каналы (внутренние переменные для отрисовки) выходят за </w:t>
+      </w:r>
+      <w:r>
+        <w:rPr>
+          <w:rFonts w:ascii="Liberation Mono" w:hAnsi="Liberation Mono"/>
+        </w:rPr>
+        <w:t>[0, 1]</w:t>
+      </w:r>
+      <w:r>
+        <w:rPr/>
+        <w:t>, в статусную строку выводится ненавязчивое предупреждение, а значения обрезаются. Например, при вводе XYZ (90, 80, 60) вычисленное V = 1.1543 обрезается до 1.0 с предупреждением «V обрезан: 1.1543».</w:t>
       </w:r>
     </w:p>
     <w:p>
       <w:pPr>
         <w:pStyle w:val="Heading3"/>
+        <w:bidi w:val="0"/>
         <w:rPr/>
       </w:pPr>
       <w:r>
@@ -831,6 +911,7 @@
     <w:p>
       <w:pPr>
         <w:pStyle w:val="BodyText"/>
+        <w:bidi w:val="0"/>
         <w:rPr/>
       </w:pPr>
       <w:r>
@@ -849,12 +930,13 @@
           <w:tab w:val="clear" w:pos="720"/>
           <w:tab w:val="left" w:pos="0" w:leader="none"/>
         </w:tabs>
+        <w:bidi w:val="0"/>
         <w:ind w:hanging="283" w:start="709"/>
         <w:rPr/>
       </w:pPr>
       <w:r>
         <w:rPr/>
-        <w:t>числовое поле ввода (точное задание);</w:t>
+        <w:t>числовое поле ввода для точного задания (отображается округлённое значение для удобства);</w:t>
       </w:r>
     </w:p>
     <w:p>
@@ -868,12 +950,23 @@
           <w:tab w:val="clear" w:pos="720"/>
           <w:tab w:val="left" w:pos="0" w:leader="none"/>
         </w:tabs>
+        <w:bidi w:val="0"/>
         <w:ind w:hanging="283" w:start="709"/>
         <w:rPr/>
       </w:pPr>
       <w:r>
         <w:rPr/>
-        <w:t>горизонтальный ползунок (плавное изменение);</w:t>
+        <w:t>горизонтальный ползунок (</w:t>
+      </w:r>
+      <w:r>
+        <w:rPr>
+          <w:rFonts w:ascii="Liberation Mono" w:hAnsi="Liberation Mono"/>
+        </w:rPr>
+        <w:t>ttk.Scale</w:t>
+      </w:r>
+      <w:r>
+        <w:rPr/>
+        <w:t>) для плавного изменения (хранит точное float);</w:t>
       </w:r>
     </w:p>
     <w:p>
@@ -887,6 +980,7 @@
           <w:tab w:val="clear" w:pos="720"/>
           <w:tab w:val="left" w:pos="0" w:leader="none"/>
         </w:tabs>
+        <w:bidi w:val="0"/>
         <w:ind w:hanging="283" w:start="709"/>
         <w:rPr/>
       </w:pPr>
@@ -898,11 +992,29 @@
     <w:p>
       <w:pPr>
         <w:pStyle w:val="BodyText"/>
-        <w:rPr/>
-      </w:pPr>
-      <w:r>
-        <w:rPr/>
-        <w:t xml:space="preserve">Дополнительно: превью цвета, кнопка «Палитра…» (системный Color Picker), кнопка «Случайный», статусная строка для предупреждений и справочная строка RGB. При изменении любого параметра контроллер автоматически пересчитывает остальные две модели и обновляет UI; защита от рекурсии — через флаг </w:t>
+        <w:bidi w:val="0"/>
+        <w:rPr/>
+      </w:pPr>
+      <w:r>
+        <w:rPr/>
+        <w:t>Дополнительно: превью цвета (Canvas), кнопка «Палитра…» (системный Color Picker), кнопка «Случайный», статусная строка для предупреждений о выходе за границы, справочная строка RGB (только для визуализации — не участвует в математике).</w:t>
+      </w:r>
+    </w:p>
+    <w:p>
+      <w:pPr>
+        <w:pStyle w:val="BodyText"/>
+        <w:bidi w:val="0"/>
+        <w:rPr/>
+      </w:pPr>
+      <w:r>
+        <w:rPr>
+          <w:b/>
+        </w:rPr>
+        <w:t>Автоматический пересчёт:</w:t>
+      </w:r>
+      <w:r>
+        <w:rPr/>
+        <w:t xml:space="preserve"> при изменении любого параметра контроллер пересчитывает две оставшиеся модели и обновляет все поля. Защита от рекурсии — через флаг </w:t>
       </w:r>
       <w:r>
         <w:rPr>
@@ -912,12 +1024,13 @@
       </w:r>
       <w:r>
         <w:rPr/>
-        <w:t>.</w:t>
-      </w:r>
-    </w:p>
-    <w:p>
-      <w:pPr>
-        <w:pStyle w:val="BodyText"/>
+        <w:t>; ползунок-источник при движении не перезаписывается (чтобы не откатывался), а поля Entry обновляются всегда.</w:t>
+      </w:r>
+    </w:p>
+    <w:p>
+      <w:pPr>
+        <w:pStyle w:val="BodyText"/>
+        <w:bidi w:val="0"/>
         <w:rPr/>
       </w:pPr>
       <w:r>
@@ -928,12 +1041,13 @@
       </w:r>
       <w:r>
         <w:rPr/>
-        <w:t xml:space="preserve"> поля ввода, ползунки, палитра — доступны для каждой модели.</w:t>
+        <w:t xml:space="preserve"> поля ввода, ползунки, палитра — доступны для каждой из трёх моделей.</w:t>
       </w:r>
     </w:p>
     <w:p>
       <w:pPr>
         <w:pStyle w:val="Heading3"/>
+        <w:bidi w:val="0"/>
         <w:rPr/>
       </w:pPr>
       <w:r>
@@ -944,6 +1058,7 @@
     <w:p>
       <w:pPr>
         <w:pStyle w:val="BodyText"/>
+        <w:bidi w:val="0"/>
         <w:rPr/>
       </w:pPr>
       <w:r>
@@ -962,12 +1077,13 @@
           <w:tab w:val="clear" w:pos="720"/>
           <w:tab w:val="left" w:pos="0" w:leader="none"/>
         </w:tabs>
+        <w:bidi w:val="0"/>
         <w:ind w:hanging="283" w:start="709"/>
         <w:rPr/>
       </w:pPr>
       <w:r>
         <w:rPr/>
-        <w:t>известные точки: HSV(0,1,1) → LAB ≈ (53.24, 80.09, 67.20); белый → (100,0,0); чёрный → (0,0,0);</w:t>
+        <w:t>известные точки: HSV(0, 1, 1) → LAB ≈ (53.24, 80.09, 67.20); белый → (100, 0, 0); чёрный → (0, 0, 0);</w:t>
       </w:r>
     </w:p>
     <w:p>
@@ -981,12 +1097,13 @@
           <w:tab w:val="clear" w:pos="720"/>
           <w:tab w:val="left" w:pos="0" w:leader="none"/>
         </w:tabs>
+        <w:bidi w:val="0"/>
         <w:ind w:hanging="283" w:start="709"/>
         <w:rPr/>
       </w:pPr>
       <w:r>
         <w:rPr/>
-        <w:t>круговые рейсы: RGB → XYZ → RGB (ε = 0.5), XYZ → LAB → XYZ (ε = 1e-3), HSV → LAB → HSV (ε = 0.01);</w:t>
+        <w:t>круговые рейсы: HSV → XYZ → HSV (ε = 0.01), XYZ → LAB → XYZ (ε = 1e-3), HSV → LAB → HSV (ε = 0.01);</w:t>
       </w:r>
     </w:p>
     <w:p>
@@ -1000,17 +1117,29 @@
           <w:tab w:val="clear" w:pos="720"/>
           <w:tab w:val="left" w:pos="0" w:leader="none"/>
         </w:tabs>
+        <w:bidi w:val="0"/>
         <w:ind w:hanging="283" w:start="709"/>
         <w:rPr/>
       </w:pPr>
       <w:r>
         <w:rPr/>
-        <w:t>HSV → RGB в реперных точках: (0,1,1) → (255,0,0); (120,1,1) → (0,255,0); (240,1,1) → (0,0,255); (60,1,1) → (255,255,0).</w:t>
-      </w:r>
-    </w:p>
-    <w:p>
-      <w:pPr>
-        <w:pStyle w:val="BodyText"/>
+        <w:t>сверка с эталонным конвертером: ввод XYZ (90, 80, 60) даёт LAB ≈ (91.685, 26.83, 21.695), что совпадает с эталонным сайтом-конвертером до сотых; H в градусах совпадает с эталонным значением, переведённым из долей круга (</w:t>
+      </w:r>
+      <w:r>
+        <w:rPr>
+          <w:rFonts w:ascii="Liberation Mono" w:hAnsi="Liberation Mono"/>
+        </w:rPr>
+        <w:t>0.04037 · 360 = 14.53</w:t>
+      </w:r>
+      <w:r>
+        <w:rPr/>
+        <w:t>).</w:t>
+      </w:r>
+    </w:p>
+    <w:p>
+      <w:pPr>
+        <w:pStyle w:val="BodyText"/>
+        <w:bidi w:val="0"/>
         <w:rPr/>
       </w:pPr>
       <w:r>
@@ -1021,6 +1150,7 @@
     <w:p>
       <w:pPr>
         <w:pStyle w:val="Heading3"/>
+        <w:bidi w:val="0"/>
         <w:rPr/>
       </w:pPr>
       <w:r>
@@ -1030,8 +1160,9 @@
     </w:p>
     <w:p>
       <w:pPr>
-        <w:pStyle w:val="Style13"/>
+        <w:pStyle w:val="Style12"/>
         <w:shd w:fill="E1E1E1" w:val="clear"/>
+        <w:bidi w:val="0"/>
         <w:spacing w:before="0" w:after="283"/>
         <w:rPr/>
       </w:pPr>
@@ -1043,6 +1174,7 @@
     <w:p>
       <w:pPr>
         <w:pStyle w:val="BodyText"/>
+        <w:bidi w:val="0"/>
         <w:rPr/>
       </w:pPr>
       <w:r>
@@ -1057,12 +1189,13 @@
       </w:r>
       <w:r>
         <w:rPr/>
-        <w:t xml:space="preserve"> работает на Windows без установленного Python.</w:t>
+        <w:t xml:space="preserve"> работает на Windows без установленного Python (все зависимости — стандартная библиотека).</w:t>
       </w:r>
     </w:p>
     <w:p>
       <w:pPr>
         <w:pStyle w:val="Heading2"/>
+        <w:bidi w:val="0"/>
         <w:rPr/>
       </w:pPr>
       <w:r>
@@ -1073,25 +1206,19 @@
     <w:p>
       <w:pPr>
         <w:pStyle w:val="BodyText"/>
-        <w:rPr/>
-      </w:pPr>
-      <w:r>
-        <w:rPr/>
-        <w:t>Создано интерактивное приложение для конвертации цвета между HSV, XYZ и LAB. Изучены особенности интуитивной модели HSV, аппаратно-независимой XYZ и равноконтрастной перцептивной LAB. Реализованные алгоритмы корректно выполняют автоматический пересчёт, учитывают гамма-коррекцию sRGB и опорный белый D65, обрабатывают выход за границы охвата sRGB с предупреждением пользователя. Архитектура MVVM обеспечивает независимое тестирование математики. Все автотесты проходят.</w:t>
-      </w:r>
-    </w:p>
-    <w:p>
-      <w:pPr>
-        <w:pStyle w:val="Style12"/>
-        <w:rPr/>
-      </w:pPr>
-      <w:r>
-        <w:rPr/>
-      </w:r>
-    </w:p>
-    <w:p>
-      <w:pPr>
-        <w:pStyle w:val="BodyText"/>
+        <w:bidi w:val="0"/>
+        <w:rPr/>
+      </w:pPr>
+      <w:r>
+        <w:rPr/>
+        <w:t>Создано интерактивное приложение для конвертации цвета между HSV, XYZ и LAB с прямыми математическими переходами без использования RGB как промежуточной модели. Изучены особенности интуитивной HSV, физически линейной XYZ и равноконтрастной перцептивной LAB. Реализованные алгоритмы корректно выполняют автоматический пересчёт, учитывают гамма-коррекцию sRGB и опорный белый D65, обрабатывают выход за границы охвата sRGB с предупреждением пользователя. Архитектура MVVM обеспечивает независимое тестирование математики. Все автотесты проходят, результаты совпадают с эталонным конвертером.</w:t>
+      </w:r>
+    </w:p>
+    <w:p>
+      <w:pPr>
+        <w:pStyle w:val="BodyText"/>
+        <w:bidi w:val="0"/>
+        <w:spacing w:before="0" w:after="140"/>
         <w:rPr/>
       </w:pPr>
       <w:r>
@@ -1102,16 +1229,24 @@
       </w:r>
       <w:r>
         <w:rPr/>
-        <w:t xml:space="preserve"> </w:t>
-      </w:r>
-      <w:hyperlink r:id="rId2">
-        <w:r>
-          <w:rPr>
-            <w:rStyle w:val="Hyperlink"/>
-          </w:rPr>
-          <w:t>https://github.com/VanikzZ/PCG/tree/master/1</w:t>
-        </w:r>
-      </w:hyperlink>
+        <w:t xml:space="preserve"> исходный код на GitHub (https://github.com/VanikzZ/PCG/</w:t>
+      </w:r>
+      <w:r>
+        <w:rPr>
+          <w:lang w:val="en-US"/>
+        </w:rPr>
+        <w:t>1</w:t>
+      </w:r>
+      <w:r>
+        <w:rPr/>
+        <w:t xml:space="preserve">), </w:t>
+      </w:r>
+      <w:r>
+        <w:rPr>
+          <w:rFonts w:ascii="Liberation Mono" w:hAnsi="Liberation Mono"/>
+        </w:rPr>
+        <w:t>dist/ColorLab.exe</w:t>
+      </w:r>
       <w:r>
         <w:rPr/>
         <w:t xml:space="preserve">, </w:t>
@@ -1120,77 +1255,11 @@
         <w:rPr>
           <w:rFonts w:ascii="Liberation Mono" w:hAnsi="Liberation Mono"/>
         </w:rPr>
-        <w:t>dist/ColorLab.exe</w:t>
-      </w:r>
-      <w:r>
-        <w:rPr/>
-        <w:t xml:space="preserve">, </w:t>
-      </w:r>
-      <w:r>
-        <w:rPr>
-          <w:rFonts w:ascii="Liberation Mono" w:hAnsi="Liberation Mono"/>
-        </w:rPr>
         <w:t>tests.py</w:t>
       </w:r>
       <w:r>
         <w:rPr/>
         <w:t>.</w:t>
-      </w:r>
-    </w:p>
-    <w:p>
-      <w:pPr>
-        <w:pStyle w:val="Normal"/>
-        <w:spacing w:before="0" w:after="0"/>
-        <w:rPr>
-          <w:rFonts w:ascii="Times New Roman" w:hAnsi="Times New Roman" w:cs="Times New Roman"/>
-          <w:sz w:val="24"/>
-          <w:szCs w:val="24"/>
-        </w:rPr>
-      </w:pPr>
-      <w:r>
-        <w:rPr>
-          <w:rFonts w:cs="Times New Roman" w:ascii="Times New Roman" w:hAnsi="Times New Roman"/>
-          <w:sz w:val="24"/>
-          <w:szCs w:val="24"/>
-        </w:rPr>
-      </w:r>
-    </w:p>
-    <w:p>
-      <w:pPr>
-        <w:pStyle w:val="Normal"/>
-        <w:spacing w:before="0" w:after="0"/>
-        <w:rPr>
-          <w:rFonts w:ascii="Times New Roman" w:hAnsi="Times New Roman" w:cs="Times New Roman"/>
-          <w:sz w:val="24"/>
-          <w:szCs w:val="24"/>
-        </w:rPr>
-      </w:pPr>
-      <w:r>
-        <w:rPr>
-          <w:rFonts w:cs="Times New Roman" w:ascii="Times New Roman" w:hAnsi="Times New Roman"/>
-          <w:sz w:val="24"/>
-          <w:szCs w:val="24"/>
-        </w:rPr>
-      </w:r>
-    </w:p>
-    <w:p>
-      <w:pPr>
-        <w:pStyle w:val="Normal"/>
-        <w:spacing w:before="0" w:after="0"/>
-        <w:rPr>
-          <w:rFonts w:ascii="Times New Roman" w:hAnsi="Times New Roman" w:cs="Times New Roman"/>
-          <w:sz w:val="24"/>
-          <w:szCs w:val="24"/>
-          <w:lang w:val="ru-RU"/>
-        </w:rPr>
-      </w:pPr>
-      <w:r>
-        <w:rPr>
-          <w:rFonts w:cs="Times New Roman" w:ascii="Times New Roman" w:hAnsi="Times New Roman"/>
-          <w:sz w:val="24"/>
-          <w:szCs w:val="24"/>
-          <w:lang w:val="ru-RU"/>
-        </w:rPr>
       </w:r>
     </w:p>
     <w:sectPr>
@@ -2345,6 +2414,7 @@
     <w:qFormat/>
     <w:pPr>
       <w:widowControl/>
+      <w:suppressAutoHyphens w:val="true"/>
       <w:bidi w:val="0"/>
       <w:spacing w:lineRule="auto" w:line="259" w:before="0" w:after="160"/>
       <w:jc w:val="start"/>
@@ -2801,23 +2871,26 @@
       <w:u w:val="single"/>
     </w:rPr>
   </w:style>
+  <w:style w:type="character" w:styleId="user">
+    <w:name w:val="Символ нумерации (user)"/>
+    <w:qFormat/>
+    <w:rPr/>
+  </w:style>
+  <w:style w:type="character" w:styleId="user1">
+    <w:name w:val="Маркеры (user)"/>
+    <w:qFormat/>
+    <w:rPr>
+      <w:rFonts w:ascii="OpenSymbol" w:hAnsi="OpenSymbol" w:eastAsia="OpenSymbol" w:cs="OpenSymbol"/>
+    </w:rPr>
+  </w:style>
   <w:style w:type="character" w:styleId="Style8">
     <w:name w:val="Символ нумерации"/>
-    <w:qFormat/>
     <w:rPr/>
   </w:style>
-  <w:style w:type="character" w:styleId="Style9">
-    <w:name w:val="Маркеры"/>
-    <w:qFormat/>
-    <w:rPr>
-      <w:rFonts w:ascii="OpenSymbol" w:hAnsi="OpenSymbol" w:eastAsia="OpenSymbol" w:cs="OpenSymbol"/>
-    </w:rPr>
-  </w:style>
-  <w:style w:type="paragraph" w:styleId="Style10">
+  <w:style w:type="paragraph" w:styleId="Style9">
     <w:name w:val="Заголовок"/>
     <w:basedOn w:val="Normal"/>
     <w:next w:val="BodyText"/>
-    <w:qFormat/>
     <w:pPr>
       <w:keepNext w:val="true"/>
       <w:spacing w:before="240" w:after="120"/>
@@ -2860,8 +2933,33 @@
       <w:szCs w:val="24"/>
     </w:rPr>
   </w:style>
-  <w:style w:type="paragraph" w:styleId="Style11">
+  <w:style w:type="paragraph" w:styleId="Style10">
     <w:name w:val="Указатель"/>
+    <w:basedOn w:val="Normal"/>
+    <w:pPr>
+      <w:suppressLineNumbers/>
+    </w:pPr>
+    <w:rPr>
+      <w:rFonts w:cs="Lucida Sans"/>
+    </w:rPr>
+  </w:style>
+  <w:style w:type="paragraph" w:styleId="user2">
+    <w:name w:val="Заголовок (user)"/>
+    <w:basedOn w:val="Normal"/>
+    <w:next w:val="BodyText"/>
+    <w:qFormat/>
+    <w:pPr>
+      <w:keepNext w:val="true"/>
+      <w:spacing w:before="240" w:after="120"/>
+    </w:pPr>
+    <w:rPr>
+      <w:rFonts w:ascii="Liberation Sans" w:hAnsi="Liberation Sans" w:eastAsia="Microsoft YaHei" w:cs="Lucida Sans"/>
+      <w:sz w:val="28"/>
+      <w:szCs w:val="28"/>
+    </w:rPr>
+  </w:style>
+  <w:style w:type="paragraph" w:styleId="user3">
+    <w:name w:val="Указатель (user)"/>
     <w:basedOn w:val="Normal"/>
     <w:qFormat/>
     <w:pPr>
@@ -2962,8 +3060,8 @@
       <w:color w:themeColor="accent1" w:themeShade="bf" w:val="2F5496"/>
     </w:rPr>
   </w:style>
-  <w:style w:type="paragraph" w:styleId="Style12">
-    <w:name w:val="Горизонтальная линия"/>
+  <w:style w:type="paragraph" w:styleId="user4">
+    <w:name w:val="Горизонтальная линия (user)"/>
     <w:basedOn w:val="Normal"/>
     <w:next w:val="BodyText"/>
     <w:qFormat/>
@@ -2979,8 +3077,8 @@
       <w:szCs w:val="12"/>
     </w:rPr>
   </w:style>
-  <w:style w:type="paragraph" w:styleId="Style13">
-    <w:name w:val="Текст в заданном формате"/>
+  <w:style w:type="paragraph" w:styleId="user5">
+    <w:name w:val="Текст в заданном формате (user)"/>
     <w:basedOn w:val="Normal"/>
     <w:qFormat/>
     <w:pPr>
@@ -2992,8 +3090,8 @@
       <w:szCs w:val="20"/>
     </w:rPr>
   </w:style>
-  <w:style w:type="paragraph" w:styleId="Style14">
-    <w:name w:val="Содержимое таблицы"/>
+  <w:style w:type="paragraph" w:styleId="user6">
+    <w:name w:val="Содержимое таблицы (user)"/>
     <w:basedOn w:val="Normal"/>
     <w:qFormat/>
     <w:pPr>
@@ -3002,9 +3100,9 @@
     </w:pPr>
     <w:rPr/>
   </w:style>
-  <w:style w:type="paragraph" w:styleId="Style15">
-    <w:name w:val="Заголовок таблицы"/>
-    <w:basedOn w:val="Style14"/>
+  <w:style w:type="paragraph" w:styleId="user7">
+    <w:name w:val="Заголовок таблицы (user)"/>
+    <w:basedOn w:val="user6"/>
     <w:qFormat/>
     <w:pPr>
       <w:suppressLineNumbers/>
@@ -3015,8 +3113,36 @@
       <w:bCs/>
     </w:rPr>
   </w:style>
-  <w:style w:type="numbering" w:styleId="Style16" w:default="1">
-    <w:name w:val="Без списка"/>
+  <w:style w:type="paragraph" w:styleId="Style11">
+    <w:name w:val="Горизонтальная линия"/>
+    <w:basedOn w:val="Normal"/>
+    <w:next w:val="BodyText"/>
+    <w:pPr>
+      <w:suppressLineNumbers/>
+      <w:pBdr>
+        <w:bottom w:val="double" w:sz="2" w:space="0" w:color="808080"/>
+      </w:pBdr>
+      <w:spacing w:before="0" w:after="283"/>
+    </w:pPr>
+    <w:rPr>
+      <w:sz w:val="12"/>
+      <w:szCs w:val="12"/>
+    </w:rPr>
+  </w:style>
+  <w:style w:type="paragraph" w:styleId="Style12">
+    <w:name w:val="Текст в заданном формате"/>
+    <w:basedOn w:val="Normal"/>
+    <w:pPr>
+      <w:spacing w:before="0" w:after="0"/>
+    </w:pPr>
+    <w:rPr>
+      <w:rFonts w:ascii="Liberation Mono" w:hAnsi="Liberation Mono" w:eastAsia="Liberation Mono" w:cs="Liberation Mono"/>
+      <w:sz w:val="20"/>
+      <w:szCs w:val="20"/>
+    </w:rPr>
+  </w:style>
+  <w:style w:type="numbering" w:styleId="user8" w:default="1">
+    <w:name w:val="Без списка (user)"/>
     <w:uiPriority w:val="99"/>
     <w:semiHidden/>
     <w:unhideWhenUsed/>
